--- a/VI sem/PPO/lab05/lab05.docx
+++ b/VI sem/PPO/lab05/lab05.docx
@@ -43,7 +43,6 @@
           <w:kern w:val="2"/>
           <w:sz w:val="28"/>
           <w:szCs w:val="28"/>
-          <w:lang w:val="en-US"/>
           <w14:ligatures w14:val="standardContextual"/>
         </w:rPr>
       </w:pPr>
@@ -69,7 +68,6 @@
           <w:kern w:val="2"/>
           <w:sz w:val="28"/>
           <w:szCs w:val="28"/>
-          <w:lang w:val="en-US"/>
           <w14:ligatures w14:val="standardContextual"/>
         </w:rPr>
         <w:t>5</w:t>
@@ -207,18 +205,7 @@
           <w:szCs w:val="32"/>
           <w14:ligatures w14:val="standardContextual"/>
         </w:rPr>
-        <w:t>Объектно-ориентированное моделирование. Структурные диаграммы UML</w:t>
-      </w:r>
-      <w:r>
-        <w:rPr>
-          <w:rFonts w:ascii="Times New Roman" w:eastAsia="Calibri" w:hAnsi="Times New Roman" w:cs="Times New Roman"/>
-          <w:b/>
-          <w:kern w:val="2"/>
-          <w:sz w:val="32"/>
-          <w:szCs w:val="32"/>
-          <w14:ligatures w14:val="standardContextual"/>
-        </w:rPr>
-        <w:t>.</w:t>
+        <w:t>Объектно-ориентированное моделирование. Структурные диаграммы UML.</w:t>
       </w:r>
     </w:p>
     <w:p>
@@ -435,7 +422,6 @@
           <w:kern w:val="2"/>
           <w:sz w:val="28"/>
           <w:szCs w:val="28"/>
-          <w:lang w:val="en-US"/>
           <w14:ligatures w14:val="standardContextual"/>
         </w:rPr>
       </w:pPr>
@@ -779,7 +765,29 @@
                 <w:szCs w:val="28"/>
                 <w:lang w:eastAsia="ru-RU"/>
               </w:rPr>
-              <w:t>2.1 Описание практического задания</w:t>
+              <w:t>2.1 Описание практи</w:t>
+            </w:r>
+            <w:r>
+              <w:rPr>
+                <w:rStyle w:val="a9"/>
+                <w:rFonts w:ascii="Times New Roman" w:eastAsia="Times New Roman" w:hAnsi="Times New Roman" w:cs="Times New Roman"/>
+                <w:noProof/>
+                <w:sz w:val="28"/>
+                <w:szCs w:val="28"/>
+                <w:lang w:eastAsia="ru-RU"/>
+              </w:rPr>
+              <w:t>ч</w:t>
+            </w:r>
+            <w:r>
+              <w:rPr>
+                <w:rStyle w:val="a9"/>
+                <w:rFonts w:ascii="Times New Roman" w:eastAsia="Times New Roman" w:hAnsi="Times New Roman" w:cs="Times New Roman"/>
+                <w:noProof/>
+                <w:sz w:val="28"/>
+                <w:szCs w:val="28"/>
+                <w:lang w:eastAsia="ru-RU"/>
+              </w:rPr>
+              <w:t>еского задания</w:t>
             </w:r>
             <w:r>
               <w:rPr>
@@ -935,7 +943,7 @@
                 <w:sz w:val="28"/>
                 <w:szCs w:val="28"/>
               </w:rPr>
-              <w:t>5</w:t>
+              <w:t>6</w:t>
             </w:r>
             <w:r>
               <w:rPr>
@@ -1029,7 +1037,6 @@
           <w:rFonts w:ascii="Times New Roman" w:hAnsi="Times New Roman" w:cs="Times New Roman"/>
           <w:sz w:val="28"/>
           <w:szCs w:val="28"/>
-          <w:lang w:val="en-US"/>
         </w:rPr>
         <w:tab/>
       </w:r>
@@ -1293,9 +1300,9 @@
         </w:rPr>
         <w:lastRenderedPageBreak/>
         <w:drawing>
-          <wp:inline distT="0" distB="0" distL="0" distR="0" wp14:anchorId="150B42B5" wp14:editId="594B1673">
-            <wp:extent cx="6120130" cy="6165850"/>
-            <wp:effectExtent l="0" t="0" r="0" b="6350"/>
+          <wp:inline distT="0" distB="0" distL="0" distR="0" wp14:anchorId="150B42B5" wp14:editId="387187A5">
+            <wp:extent cx="6095140" cy="6165850"/>
+            <wp:effectExtent l="0" t="0" r="1270" b="6350"/>
             <wp:docPr id="1636662156" name="Рисунок 2"/>
             <wp:cNvGraphicFramePr>
               <a:graphicFrameLocks xmlns:a="http://schemas.openxmlformats.org/drawingml/2006/main" noChangeAspect="1"/>
@@ -1304,7 +1311,7 @@
               <a:graphicData uri="http://schemas.openxmlformats.org/drawingml/2006/picture">
                 <pic:pic xmlns:pic="http://schemas.openxmlformats.org/drawingml/2006/picture">
                   <pic:nvPicPr>
-                    <pic:cNvPr id="0" name="Picture 6"/>
+                    <pic:cNvPr id="1636662156" name="Рисунок 2"/>
                     <pic:cNvPicPr>
                       <a:picLocks noChangeAspect="1" noChangeArrowheads="1"/>
                     </pic:cNvPicPr>
@@ -1317,7 +1324,6 @@
                         </a:ext>
                       </a:extLst>
                     </a:blip>
-                    <a:srcRect/>
                     <a:stretch>
                       <a:fillRect/>
                     </a:stretch>
@@ -1325,7 +1331,7 @@
                   <pic:spPr bwMode="auto">
                     <a:xfrm>
                       <a:off x="0" y="0"/>
-                      <a:ext cx="6120130" cy="6165850"/>
+                      <a:ext cx="6095140" cy="6165850"/>
                     </a:xfrm>
                     <a:prstGeom prst="rect">
                       <a:avLst/>
@@ -1724,9 +1730,9 @@
           <w:noProof/>
         </w:rPr>
         <w:drawing>
-          <wp:inline distT="0" distB="0" distL="0" distR="0" wp14:anchorId="64AE72F3" wp14:editId="137CB78F">
-            <wp:extent cx="1338580" cy="2898775"/>
-            <wp:effectExtent l="0" t="0" r="0" b="0"/>
+          <wp:inline distT="0" distB="0" distL="0" distR="0" wp14:anchorId="64AE72F3" wp14:editId="721170D0">
+            <wp:extent cx="1049135" cy="4456228"/>
+            <wp:effectExtent l="0" t="0" r="0" b="1905"/>
             <wp:docPr id="3" name="Рисунок 3"/>
             <wp:cNvGraphicFramePr>
               <a:graphicFrameLocks xmlns:a="http://schemas.openxmlformats.org/drawingml/2006/main" noChangeAspect="1"/>
@@ -1741,7 +1747,13 @@
                     </pic:cNvPicPr>
                   </pic:nvPicPr>
                   <pic:blipFill>
-                    <a:blip r:embed="rId9"/>
+                    <a:blip r:embed="rId9">
+                      <a:extLst>
+                        <a:ext uri="{28A0092B-C50C-407E-A947-70E740481C1C}">
+                          <a14:useLocalDpi xmlns:a14="http://schemas.microsoft.com/office/drawing/2010/main" val="0"/>
+                        </a:ext>
+                      </a:extLst>
+                    </a:blip>
                     <a:stretch>
                       <a:fillRect/>
                     </a:stretch>
@@ -1749,7 +1761,7 @@
                   <pic:spPr>
                     <a:xfrm>
                       <a:off x="0" y="0"/>
-                      <a:ext cx="1338580" cy="2898775"/>
+                      <a:ext cx="1050096" cy="4460310"/>
                     </a:xfrm>
                     <a:prstGeom prst="rect">
                       <a:avLst/>
@@ -1784,6 +1796,7 @@
     </w:p>
     <w:p>
       <w:pPr>
+        <w:spacing w:after="0"/>
         <w:jc w:val="both"/>
         <w:rPr>
           <w:rFonts w:ascii="Times New Roman" w:hAnsi="Times New Roman" w:cs="Times New Roman"/>
@@ -1805,7 +1818,377 @@
           <w:sz w:val="28"/>
           <w:szCs w:val="28"/>
         </w:rPr>
-        <w:t>На данном рисунке к дополнительным элементам относится контроллер доступа, к классам базы данных посетители, карты доступа и журнал посещений, к сущностям точки доступа и отчёты о посещениях.</w:t>
+        <w:t>На данной диаграмме представлены пакеты, отражающие структуру системы контроля доступа и журнала посещений объекта.</w:t>
+      </w:r>
+    </w:p>
+    <w:p>
+      <w:pPr>
+        <w:spacing w:after="0"/>
+        <w:jc w:val="both"/>
+        <w:rPr>
+          <w:rFonts w:ascii="Times New Roman" w:hAnsi="Times New Roman" w:cs="Times New Roman"/>
+          <w:sz w:val="28"/>
+          <w:szCs w:val="28"/>
+        </w:rPr>
+      </w:pPr>
+      <w:r>
+        <w:rPr>
+          <w:rFonts w:ascii="Times New Roman" w:hAnsi="Times New Roman" w:cs="Times New Roman"/>
+          <w:sz w:val="28"/>
+          <w:szCs w:val="28"/>
+        </w:rPr>
+        <w:lastRenderedPageBreak/>
+        <w:tab/>
+      </w:r>
+      <w:r>
+        <w:rPr>
+          <w:rFonts w:ascii="Times New Roman" w:hAnsi="Times New Roman" w:cs="Times New Roman"/>
+          <w:sz w:val="28"/>
+          <w:szCs w:val="28"/>
+        </w:rPr>
+        <w:t>К пакету сущностей (</w:t>
+      </w:r>
+      <w:proofErr w:type="spellStart"/>
+      <w:r>
+        <w:rPr>
+          <w:rFonts w:ascii="Times New Roman" w:hAnsi="Times New Roman" w:cs="Times New Roman"/>
+          <w:sz w:val="28"/>
+          <w:szCs w:val="28"/>
+        </w:rPr>
+        <w:t>Entities</w:t>
+      </w:r>
+      <w:proofErr w:type="spellEnd"/>
+      <w:r>
+        <w:rPr>
+          <w:rFonts w:ascii="Times New Roman" w:hAnsi="Times New Roman" w:cs="Times New Roman"/>
+          <w:sz w:val="28"/>
+          <w:szCs w:val="28"/>
+        </w:rPr>
+        <w:t>) относятся основные классы предметной области: посетитель (</w:t>
+      </w:r>
+      <w:proofErr w:type="spellStart"/>
+      <w:r>
+        <w:rPr>
+          <w:rFonts w:ascii="Times New Roman" w:hAnsi="Times New Roman" w:cs="Times New Roman"/>
+          <w:sz w:val="28"/>
+          <w:szCs w:val="28"/>
+        </w:rPr>
+        <w:t>Visitor</w:t>
+      </w:r>
+      <w:proofErr w:type="spellEnd"/>
+      <w:r>
+        <w:rPr>
+          <w:rFonts w:ascii="Times New Roman" w:hAnsi="Times New Roman" w:cs="Times New Roman"/>
+          <w:sz w:val="28"/>
+          <w:szCs w:val="28"/>
+        </w:rPr>
+        <w:t>), карта доступа (</w:t>
+      </w:r>
+      <w:proofErr w:type="spellStart"/>
+      <w:r>
+        <w:rPr>
+          <w:rFonts w:ascii="Times New Roman" w:hAnsi="Times New Roman" w:cs="Times New Roman"/>
+          <w:sz w:val="28"/>
+          <w:szCs w:val="28"/>
+        </w:rPr>
+        <w:t>AccessCard</w:t>
+      </w:r>
+      <w:proofErr w:type="spellEnd"/>
+      <w:r>
+        <w:rPr>
+          <w:rFonts w:ascii="Times New Roman" w:hAnsi="Times New Roman" w:cs="Times New Roman"/>
+          <w:sz w:val="28"/>
+          <w:szCs w:val="28"/>
+        </w:rPr>
+        <w:t>), точка доступа (</w:t>
+      </w:r>
+      <w:proofErr w:type="spellStart"/>
+      <w:r>
+        <w:rPr>
+          <w:rFonts w:ascii="Times New Roman" w:hAnsi="Times New Roman" w:cs="Times New Roman"/>
+          <w:sz w:val="28"/>
+          <w:szCs w:val="28"/>
+        </w:rPr>
+        <w:t>AccessPoint</w:t>
+      </w:r>
+      <w:proofErr w:type="spellEnd"/>
+      <w:r>
+        <w:rPr>
+          <w:rFonts w:ascii="Times New Roman" w:hAnsi="Times New Roman" w:cs="Times New Roman"/>
+          <w:sz w:val="28"/>
+          <w:szCs w:val="28"/>
+        </w:rPr>
+        <w:t>), журнал посещений (</w:t>
+      </w:r>
+      <w:proofErr w:type="spellStart"/>
+      <w:r>
+        <w:rPr>
+          <w:rFonts w:ascii="Times New Roman" w:hAnsi="Times New Roman" w:cs="Times New Roman"/>
+          <w:sz w:val="28"/>
+          <w:szCs w:val="28"/>
+        </w:rPr>
+        <w:t>VisitLog</w:t>
+      </w:r>
+      <w:proofErr w:type="spellEnd"/>
+      <w:r>
+        <w:rPr>
+          <w:rFonts w:ascii="Times New Roman" w:hAnsi="Times New Roman" w:cs="Times New Roman"/>
+          <w:sz w:val="28"/>
+          <w:szCs w:val="28"/>
+        </w:rPr>
+        <w:t>) и отчёт о посещениях (</w:t>
+      </w:r>
+      <w:proofErr w:type="spellStart"/>
+      <w:r>
+        <w:rPr>
+          <w:rFonts w:ascii="Times New Roman" w:hAnsi="Times New Roman" w:cs="Times New Roman"/>
+          <w:sz w:val="28"/>
+          <w:szCs w:val="28"/>
+        </w:rPr>
+        <w:t>VisitReport</w:t>
+      </w:r>
+      <w:proofErr w:type="spellEnd"/>
+      <w:r>
+        <w:rPr>
+          <w:rFonts w:ascii="Times New Roman" w:hAnsi="Times New Roman" w:cs="Times New Roman"/>
+          <w:sz w:val="28"/>
+          <w:szCs w:val="28"/>
+        </w:rPr>
+        <w:t>). Эти классы содержат бизнес-данные и связи между собой, описывая логику работы системы пропускного режима.</w:t>
+      </w:r>
+    </w:p>
+    <w:p>
+      <w:pPr>
+        <w:spacing w:after="0"/>
+        <w:jc w:val="both"/>
+        <w:rPr>
+          <w:rFonts w:ascii="Times New Roman" w:hAnsi="Times New Roman" w:cs="Times New Roman"/>
+          <w:sz w:val="28"/>
+          <w:szCs w:val="28"/>
+        </w:rPr>
+      </w:pPr>
+      <w:r>
+        <w:rPr>
+          <w:rFonts w:ascii="Times New Roman" w:hAnsi="Times New Roman" w:cs="Times New Roman"/>
+          <w:sz w:val="28"/>
+          <w:szCs w:val="28"/>
+        </w:rPr>
+        <w:tab/>
+      </w:r>
+      <w:r>
+        <w:rPr>
+          <w:rFonts w:ascii="Times New Roman" w:hAnsi="Times New Roman" w:cs="Times New Roman"/>
+          <w:sz w:val="28"/>
+          <w:szCs w:val="28"/>
+        </w:rPr>
+        <w:t xml:space="preserve">К пакету данных (Data) относится класс контекста базы данных </w:t>
+      </w:r>
+      <w:proofErr w:type="spellStart"/>
+      <w:r>
+        <w:rPr>
+          <w:rFonts w:ascii="Times New Roman" w:hAnsi="Times New Roman" w:cs="Times New Roman"/>
+          <w:sz w:val="28"/>
+          <w:szCs w:val="28"/>
+        </w:rPr>
+        <w:t>AppContext</w:t>
+      </w:r>
+      <w:proofErr w:type="spellEnd"/>
+      <w:r>
+        <w:rPr>
+          <w:rFonts w:ascii="Times New Roman" w:hAnsi="Times New Roman" w:cs="Times New Roman"/>
+          <w:sz w:val="28"/>
+          <w:szCs w:val="28"/>
+        </w:rPr>
+        <w:t>, который обеспечивает взаимодействие с хранилищем, управляет подключением и содержит наборы сущностей для выполнения операций чтения и записи.</w:t>
+      </w:r>
+    </w:p>
+    <w:p>
+      <w:pPr>
+        <w:spacing w:after="0"/>
+        <w:jc w:val="both"/>
+        <w:rPr>
+          <w:rFonts w:ascii="Times New Roman" w:hAnsi="Times New Roman" w:cs="Times New Roman"/>
+          <w:sz w:val="28"/>
+          <w:szCs w:val="28"/>
+        </w:rPr>
+      </w:pPr>
+      <w:r>
+        <w:rPr>
+          <w:rFonts w:ascii="Times New Roman" w:hAnsi="Times New Roman" w:cs="Times New Roman"/>
+          <w:sz w:val="28"/>
+          <w:szCs w:val="28"/>
+        </w:rPr>
+        <w:tab/>
+      </w:r>
+      <w:r>
+        <w:rPr>
+          <w:rFonts w:ascii="Times New Roman" w:hAnsi="Times New Roman" w:cs="Times New Roman"/>
+          <w:sz w:val="28"/>
+          <w:szCs w:val="28"/>
+        </w:rPr>
+        <w:t>К пакету репозиториев (</w:t>
+      </w:r>
+      <w:proofErr w:type="spellStart"/>
+      <w:r>
+        <w:rPr>
+          <w:rFonts w:ascii="Times New Roman" w:hAnsi="Times New Roman" w:cs="Times New Roman"/>
+          <w:sz w:val="28"/>
+          <w:szCs w:val="28"/>
+        </w:rPr>
+        <w:t>Repositories</w:t>
+      </w:r>
+      <w:proofErr w:type="spellEnd"/>
+      <w:r>
+        <w:rPr>
+          <w:rFonts w:ascii="Times New Roman" w:hAnsi="Times New Roman" w:cs="Times New Roman"/>
+          <w:sz w:val="28"/>
+          <w:szCs w:val="28"/>
+        </w:rPr>
+        <w:t xml:space="preserve">) относятся обобщённый интерфейс </w:t>
+      </w:r>
+      <w:proofErr w:type="spellStart"/>
+      <w:r>
+        <w:rPr>
+          <w:rFonts w:ascii="Times New Roman" w:hAnsi="Times New Roman" w:cs="Times New Roman"/>
+          <w:sz w:val="28"/>
+          <w:szCs w:val="28"/>
+        </w:rPr>
+        <w:t>IRepository</w:t>
+      </w:r>
+      <w:proofErr w:type="spellEnd"/>
+      <w:r>
+        <w:rPr>
+          <w:rFonts w:ascii="Times New Roman" w:hAnsi="Times New Roman" w:cs="Times New Roman"/>
+          <w:sz w:val="28"/>
+          <w:szCs w:val="28"/>
+        </w:rPr>
+        <w:t xml:space="preserve">&lt;T&gt; и его реализация </w:t>
+      </w:r>
+      <w:proofErr w:type="spellStart"/>
+      <w:r>
+        <w:rPr>
+          <w:rFonts w:ascii="Times New Roman" w:hAnsi="Times New Roman" w:cs="Times New Roman"/>
+          <w:sz w:val="28"/>
+          <w:szCs w:val="28"/>
+        </w:rPr>
+        <w:t>Repository</w:t>
+      </w:r>
+      <w:proofErr w:type="spellEnd"/>
+      <w:r>
+        <w:rPr>
+          <w:rFonts w:ascii="Times New Roman" w:hAnsi="Times New Roman" w:cs="Times New Roman"/>
+          <w:sz w:val="28"/>
+          <w:szCs w:val="28"/>
+        </w:rPr>
+        <w:t>&lt;T&gt;, которые предоставляют абстракцию доступа к данным и стандартные операции (добавление, удаление, поиск, обновление) для любой сущности системы.</w:t>
+      </w:r>
+    </w:p>
+    <w:p>
+      <w:pPr>
+        <w:spacing w:after="0"/>
+        <w:jc w:val="both"/>
+        <w:rPr>
+          <w:rFonts w:ascii="Times New Roman" w:hAnsi="Times New Roman" w:cs="Times New Roman"/>
+          <w:sz w:val="28"/>
+          <w:szCs w:val="28"/>
+        </w:rPr>
+      </w:pPr>
+      <w:r>
+        <w:rPr>
+          <w:rFonts w:ascii="Times New Roman" w:hAnsi="Times New Roman" w:cs="Times New Roman"/>
+          <w:sz w:val="28"/>
+          <w:szCs w:val="28"/>
+        </w:rPr>
+        <w:tab/>
+      </w:r>
+      <w:r>
+        <w:rPr>
+          <w:rFonts w:ascii="Times New Roman" w:hAnsi="Times New Roman" w:cs="Times New Roman"/>
+          <w:sz w:val="28"/>
+          <w:szCs w:val="28"/>
+        </w:rPr>
+        <w:t xml:space="preserve">К пакету </w:t>
+      </w:r>
+      <w:proofErr w:type="spellStart"/>
+      <w:r>
+        <w:rPr>
+          <w:rFonts w:ascii="Times New Roman" w:hAnsi="Times New Roman" w:cs="Times New Roman"/>
+          <w:sz w:val="28"/>
+          <w:szCs w:val="28"/>
+        </w:rPr>
+        <w:t>UnitOfWork</w:t>
+      </w:r>
+      <w:proofErr w:type="spellEnd"/>
+      <w:r>
+        <w:rPr>
+          <w:rFonts w:ascii="Times New Roman" w:hAnsi="Times New Roman" w:cs="Times New Roman"/>
+          <w:sz w:val="28"/>
+          <w:szCs w:val="28"/>
+        </w:rPr>
+        <w:t xml:space="preserve"> относятся интерфейс </w:t>
+      </w:r>
+      <w:proofErr w:type="spellStart"/>
+      <w:r>
+        <w:rPr>
+          <w:rFonts w:ascii="Times New Roman" w:hAnsi="Times New Roman" w:cs="Times New Roman"/>
+          <w:sz w:val="28"/>
+          <w:szCs w:val="28"/>
+        </w:rPr>
+        <w:t>IUnitOfWork</w:t>
+      </w:r>
+      <w:proofErr w:type="spellEnd"/>
+      <w:r>
+        <w:rPr>
+          <w:rFonts w:ascii="Times New Roman" w:hAnsi="Times New Roman" w:cs="Times New Roman"/>
+          <w:sz w:val="28"/>
+          <w:szCs w:val="28"/>
+        </w:rPr>
+        <w:t xml:space="preserve"> и класс </w:t>
+      </w:r>
+      <w:proofErr w:type="spellStart"/>
+      <w:r>
+        <w:rPr>
+          <w:rFonts w:ascii="Times New Roman" w:hAnsi="Times New Roman" w:cs="Times New Roman"/>
+          <w:sz w:val="28"/>
+          <w:szCs w:val="28"/>
+        </w:rPr>
+        <w:t>UnitOfWork</w:t>
+      </w:r>
+      <w:proofErr w:type="spellEnd"/>
+      <w:r>
+        <w:rPr>
+          <w:rFonts w:ascii="Times New Roman" w:hAnsi="Times New Roman" w:cs="Times New Roman"/>
+          <w:sz w:val="28"/>
+          <w:szCs w:val="28"/>
+        </w:rPr>
+        <w:t>, которые реализуют паттерн «Единица работы», координируют работу нескольких репозиториев в рамках одной транзакции и обеспечивают целостность данных при фиксации изменений в журнале посещений и связанных сущностях.</w:t>
+      </w:r>
+    </w:p>
+    <w:p>
+      <w:pPr>
+        <w:spacing w:after="0"/>
+        <w:jc w:val="both"/>
+        <w:rPr>
+          <w:rFonts w:ascii="Times New Roman" w:hAnsi="Times New Roman" w:cs="Times New Roman"/>
+          <w:sz w:val="28"/>
+          <w:szCs w:val="28"/>
+        </w:rPr>
+      </w:pPr>
+      <w:r>
+        <w:rPr>
+          <w:rFonts w:ascii="Times New Roman" w:hAnsi="Times New Roman" w:cs="Times New Roman"/>
+          <w:sz w:val="28"/>
+          <w:szCs w:val="28"/>
+        </w:rPr>
+        <w:tab/>
+      </w:r>
+      <w:r>
+        <w:rPr>
+          <w:rFonts w:ascii="Times New Roman" w:hAnsi="Times New Roman" w:cs="Times New Roman"/>
+          <w:sz w:val="28"/>
+          <w:szCs w:val="28"/>
+        </w:rPr>
+        <w:t>Таким образом, диаграмма демонстрирует разделение системы на логические уровни: сущности предметной области, уровень доступа к данным с репозиториями и уровень управления транзакциями. Это обеспечивает низкую связанность модулей, упрощает тестирование и дальнейшее расширение функциональности (например, добавление новых типов точек доступа или способов формирования отчётов).</w:t>
       </w:r>
     </w:p>
     <w:p>
@@ -7880,6 +8263,7 @@
   <w:style w:type="character" w:default="1" w:styleId="a0">
     <w:name w:val="Default Paragraph Font"/>
     <w:uiPriority w:val="1"/>
+    <w:semiHidden/>
     <w:unhideWhenUsed/>
   </w:style>
   <w:style w:type="table" w:default="1" w:styleId="a1">

--- a/VI sem/PPO/lab05/lab05.docx
+++ b/VI sem/PPO/lab05/lab05.docx
@@ -473,7 +473,29 @@
           <w:szCs w:val="28"/>
           <w14:ligatures w14:val="standardContextual"/>
         </w:rPr>
-        <w:t>2025 Минск</w:t>
+        <w:t>202</w:t>
+      </w:r>
+      <w:r>
+        <w:rPr>
+          <w:rFonts w:ascii="Times New Roman" w:eastAsia="Calibri" w:hAnsi="Times New Roman" w:cs="Times New Roman"/>
+          <w:bCs/>
+          <w:kern w:val="2"/>
+          <w:sz w:val="28"/>
+          <w:szCs w:val="28"/>
+          <w14:ligatures w14:val="standardContextual"/>
+        </w:rPr>
+        <w:t>6</w:t>
+      </w:r>
+      <w:r>
+        <w:rPr>
+          <w:rFonts w:ascii="Times New Roman" w:eastAsia="Calibri" w:hAnsi="Times New Roman" w:cs="Times New Roman"/>
+          <w:bCs/>
+          <w:kern w:val="2"/>
+          <w:sz w:val="28"/>
+          <w:szCs w:val="28"/>
+          <w14:ligatures w14:val="standardContextual"/>
+        </w:rPr>
+        <w:t xml:space="preserve"> Минск</w:t>
       </w:r>
     </w:p>
     <w:p>
@@ -765,29 +787,7 @@
                 <w:szCs w:val="28"/>
                 <w:lang w:eastAsia="ru-RU"/>
               </w:rPr>
-              <w:t>2.1 Описание практи</w:t>
-            </w:r>
-            <w:r>
-              <w:rPr>
-                <w:rStyle w:val="a9"/>
-                <w:rFonts w:ascii="Times New Roman" w:eastAsia="Times New Roman" w:hAnsi="Times New Roman" w:cs="Times New Roman"/>
-                <w:noProof/>
-                <w:sz w:val="28"/>
-                <w:szCs w:val="28"/>
-                <w:lang w:eastAsia="ru-RU"/>
-              </w:rPr>
-              <w:t>ч</w:t>
-            </w:r>
-            <w:r>
-              <w:rPr>
-                <w:rStyle w:val="a9"/>
-                <w:rFonts w:ascii="Times New Roman" w:eastAsia="Times New Roman" w:hAnsi="Times New Roman" w:cs="Times New Roman"/>
-                <w:noProof/>
-                <w:sz w:val="28"/>
-                <w:szCs w:val="28"/>
-                <w:lang w:eastAsia="ru-RU"/>
-              </w:rPr>
-              <w:t>еского задания</w:t>
+              <w:t>2.1 Описание практического задания</w:t>
             </w:r>
             <w:r>
               <w:rPr>
@@ -1122,29 +1122,7 @@
           <w:szCs w:val="28"/>
           <w:shd w:val="clear" w:color="auto" w:fill="FFFFFF"/>
         </w:rPr>
-        <w:t xml:space="preserve">Для выполнения лабораторной работы и построения диаграммы классов была выбрана программа Draw.io, которая представляет собой удобный онлайн-инструмент для создания различных типов графических моделей. Данное приложение разработано компанией </w:t>
-      </w:r>
-      <w:proofErr w:type="spellStart"/>
-      <w:r>
-        <w:rPr>
-          <w:rFonts w:ascii="Times New Roman" w:hAnsi="Times New Roman" w:cs="Times New Roman"/>
-          <w:color w:val="202124"/>
-          <w:sz w:val="28"/>
-          <w:szCs w:val="28"/>
-          <w:shd w:val="clear" w:color="auto" w:fill="FFFFFF"/>
-        </w:rPr>
-        <w:t>JGraph</w:t>
-      </w:r>
-      <w:proofErr w:type="spellEnd"/>
-      <w:r>
-        <w:rPr>
-          <w:rFonts w:ascii="Times New Roman" w:hAnsi="Times New Roman" w:cs="Times New Roman"/>
-          <w:color w:val="202124"/>
-          <w:sz w:val="28"/>
-          <w:szCs w:val="28"/>
-          <w:shd w:val="clear" w:color="auto" w:fill="FFFFFF"/>
-        </w:rPr>
-        <w:t xml:space="preserve"> Ltd и доступно через любой современный веб-браузер без необходимости установки дополнительного программного обеспечения. </w:t>
+        <w:t xml:space="preserve">Для выполнения лабораторной работы и построения диаграммы классов была выбрана программа Draw.io, которая представляет собой удобный онлайн-инструмент для создания различных типов графических моделей. Данное приложение разработано компанией JGraph Ltd и доступно через любой современный веб-браузер без необходимости установки дополнительного программного обеспечения. </w:t>
       </w:r>
     </w:p>
     <w:p>
@@ -1181,29 +1159,7 @@
           <w:szCs w:val="28"/>
           <w:shd w:val="clear" w:color="auto" w:fill="FFFFFF"/>
         </w:rPr>
-        <w:t xml:space="preserve">Draw.io поддерживает широкий спектр нотаций, включая все основные типы UML-диаграмм, что делает его идеальным выбором для проектирования объектно-ориентированных систем. Пользовательский интерфейс программы интуитивно понятен и предоставляет богатую библиотеку готовых элементов, таких как классы, интерфейсы, связи и пакеты, что значительно ускоряет процесс моделирования. Кроме того, Draw.io позволяет сохранять проекты в различных форматах, включая XML и изображения, а также интегрируется с облачными сервисами вроде Google Drive и </w:t>
-      </w:r>
-      <w:proofErr w:type="spellStart"/>
-      <w:r>
-        <w:rPr>
-          <w:rFonts w:ascii="Times New Roman" w:hAnsi="Times New Roman" w:cs="Times New Roman"/>
-          <w:color w:val="202124"/>
-          <w:sz w:val="28"/>
-          <w:szCs w:val="28"/>
-          <w:shd w:val="clear" w:color="auto" w:fill="FFFFFF"/>
-        </w:rPr>
-        <w:t>OneDrive</w:t>
-      </w:r>
-      <w:proofErr w:type="spellEnd"/>
-      <w:r>
-        <w:rPr>
-          <w:rFonts w:ascii="Times New Roman" w:hAnsi="Times New Roman" w:cs="Times New Roman"/>
-          <w:color w:val="202124"/>
-          <w:sz w:val="28"/>
-          <w:szCs w:val="28"/>
-          <w:shd w:val="clear" w:color="auto" w:fill="FFFFFF"/>
-        </w:rPr>
-        <w:t>. Благодаря своей кроссплатформенности и бесплатному распространению, данное средство широко используется в образовательных целях для изучения основ объектно-ориентированного проектирования.</w:t>
+        <w:t>Draw.io поддерживает широкий спектр нотаций, включая все основные типы UML-диаграмм, что делает его идеальным выбором для проектирования объектно-ориентированных систем. Пользовательский интерфейс программы интуитивно понятен и предоставляет богатую библиотеку готовых элементов, таких как классы, интерфейсы, связи и пакеты, что значительно ускоряет процесс моделирования. Кроме того, Draw.io позволяет сохранять проекты в различных форматах, включая XML и изображения, а также интегрируется с облачными сервисами вроде Google Drive и OneDrive. Благодаря своей кроссплатформенности и бесплатному распространению, данное средство широко используется в образовательных целях для изучения основ объектно-ориентированного проектирования.</w:t>
       </w:r>
     </w:p>
     <w:p>
@@ -1411,29 +1367,7 @@
           <w:szCs w:val="28"/>
           <w:shd w:val="clear" w:color="auto" w:fill="FFFFFF"/>
         </w:rPr>
-        <w:t>Класс Контроллер доступа (</w:t>
-      </w:r>
-      <w:proofErr w:type="spellStart"/>
-      <w:r>
-        <w:rPr>
-          <w:rFonts w:ascii="Times New Roman" w:hAnsi="Times New Roman" w:cs="Times New Roman"/>
-          <w:color w:val="202124"/>
-          <w:sz w:val="28"/>
-          <w:szCs w:val="28"/>
-          <w:shd w:val="clear" w:color="auto" w:fill="FFFFFF"/>
-        </w:rPr>
-        <w:t>AccessController</w:t>
-      </w:r>
-      <w:proofErr w:type="spellEnd"/>
-      <w:r>
-        <w:rPr>
-          <w:rFonts w:ascii="Times New Roman" w:hAnsi="Times New Roman" w:cs="Times New Roman"/>
-          <w:color w:val="202124"/>
-          <w:sz w:val="28"/>
-          <w:szCs w:val="28"/>
-          <w:shd w:val="clear" w:color="auto" w:fill="FFFFFF"/>
-        </w:rPr>
-        <w:t>) предоставляет возможность проверки прав посетителя при входе на объект, взаимодействуя с базой данных для валидации карты доступа и фиксируя время прохода с дальнейшим созданием записи в журнале посещений.</w:t>
+        <w:t>Класс Контроллер доступа (AccessController) предоставляет возможность проверки прав посетителя при входе на объект, взаимодействуя с базой данных для валидации карты доступа и фиксируя время прохода с дальнейшим созданием записи в журнале посещений.</w:t>
       </w:r>
     </w:p>
     <w:p>
@@ -1457,29 +1391,7 @@
           <w:szCs w:val="28"/>
           <w:shd w:val="clear" w:color="auto" w:fill="FFFFFF"/>
         </w:rPr>
-        <w:t>Класс Посетитель (</w:t>
-      </w:r>
-      <w:proofErr w:type="spellStart"/>
-      <w:r>
-        <w:rPr>
-          <w:rFonts w:ascii="Times New Roman" w:hAnsi="Times New Roman" w:cs="Times New Roman"/>
-          <w:color w:val="202124"/>
-          <w:sz w:val="28"/>
-          <w:szCs w:val="28"/>
-          <w:shd w:val="clear" w:color="auto" w:fill="FFFFFF"/>
-        </w:rPr>
-        <w:t>Visitor</w:t>
-      </w:r>
-      <w:proofErr w:type="spellEnd"/>
-      <w:r>
-        <w:rPr>
-          <w:rFonts w:ascii="Times New Roman" w:hAnsi="Times New Roman" w:cs="Times New Roman"/>
-          <w:color w:val="202124"/>
-          <w:sz w:val="28"/>
-          <w:szCs w:val="28"/>
-          <w:shd w:val="clear" w:color="auto" w:fill="FFFFFF"/>
-        </w:rPr>
-        <w:t>) представляет физическое лицо, осуществляющее вход на объект, и хранит его персональные данные, включая фамилию, имя, паспортные данные и контактный телефон. Он связан с классами карты доступа и журнала посещений, обеспечивая идентификацию личности и отслеживание истории визитов.</w:t>
+        <w:t>Класс Посетитель (Visitor) представляет физическое лицо, осуществляющее вход на объект, и хранит его персональные данные, включая фамилию, имя, паспортные данные и контактный телефон. Он связан с классами карты доступа и журнала посещений, обеспечивая идентификацию личности и отслеживание истории визитов.</w:t>
       </w:r>
     </w:p>
     <w:p>
@@ -1503,29 +1415,7 @@
           <w:szCs w:val="28"/>
           <w:shd w:val="clear" w:color="auto" w:fill="FFFFFF"/>
         </w:rPr>
-        <w:t>Класс Карта доступа (</w:t>
-      </w:r>
-      <w:proofErr w:type="spellStart"/>
-      <w:r>
-        <w:rPr>
-          <w:rFonts w:ascii="Times New Roman" w:hAnsi="Times New Roman" w:cs="Times New Roman"/>
-          <w:color w:val="202124"/>
-          <w:sz w:val="28"/>
-          <w:szCs w:val="28"/>
-          <w:shd w:val="clear" w:color="auto" w:fill="FFFFFF"/>
-        </w:rPr>
-        <w:t>AccessCard</w:t>
-      </w:r>
-      <w:proofErr w:type="spellEnd"/>
-      <w:r>
-        <w:rPr>
-          <w:rFonts w:ascii="Times New Roman" w:hAnsi="Times New Roman" w:cs="Times New Roman"/>
-          <w:color w:val="202124"/>
-          <w:sz w:val="28"/>
-          <w:szCs w:val="28"/>
-          <w:shd w:val="clear" w:color="auto" w:fill="FFFFFF"/>
-        </w:rPr>
-        <w:t xml:space="preserve">) предназначена для идентификации посетителя на точках входа, включая номер карты, статус активности и срок </w:t>
+        <w:t xml:space="preserve">Класс Карта доступа (AccessCard) предназначена для идентификации посетителя на точках входа, включая номер карты, статус активности и срок </w:t>
       </w:r>
       <w:r>
         <w:rPr>
@@ -1560,29 +1450,7 @@
           <w:szCs w:val="28"/>
           <w:shd w:val="clear" w:color="auto" w:fill="FFFFFF"/>
         </w:rPr>
-        <w:t>Журнал посещений (</w:t>
-      </w:r>
-      <w:proofErr w:type="spellStart"/>
-      <w:r>
-        <w:rPr>
-          <w:rFonts w:ascii="Times New Roman" w:hAnsi="Times New Roman" w:cs="Times New Roman"/>
-          <w:color w:val="202124"/>
-          <w:sz w:val="28"/>
-          <w:szCs w:val="28"/>
-          <w:shd w:val="clear" w:color="auto" w:fill="FFFFFF"/>
-        </w:rPr>
-        <w:t>VisitLog</w:t>
-      </w:r>
-      <w:proofErr w:type="spellEnd"/>
-      <w:r>
-        <w:rPr>
-          <w:rFonts w:ascii="Times New Roman" w:hAnsi="Times New Roman" w:cs="Times New Roman"/>
-          <w:color w:val="202124"/>
-          <w:sz w:val="28"/>
-          <w:szCs w:val="28"/>
-          <w:shd w:val="clear" w:color="auto" w:fill="FFFFFF"/>
-        </w:rPr>
-        <w:t>) фиксирует каждое событие входа и выхода, включая дату, время начала и окончания визита, а также статус посещения. Он связан с посетителем и точкой доступа, предоставляя данные для формирования отчётов и расчёта времени пребывания на объекте.</w:t>
+        <w:t>Журнал посещений (VisitLog) фиксирует каждое событие входа и выхода, включая дату, время начала и окончания визита, а также статус посещения. Он связан с посетителем и точкой доступа, предоставляя данные для формирования отчётов и расчёта времени пребывания на объекте.</w:t>
       </w:r>
     </w:p>
     <w:p>
@@ -1606,29 +1474,7 @@
           <w:szCs w:val="28"/>
           <w:shd w:val="clear" w:color="auto" w:fill="FFFFFF"/>
         </w:rPr>
-        <w:t>Класс Точка доступа (</w:t>
-      </w:r>
-      <w:proofErr w:type="spellStart"/>
-      <w:r>
-        <w:rPr>
-          <w:rFonts w:ascii="Times New Roman" w:hAnsi="Times New Roman" w:cs="Times New Roman"/>
-          <w:color w:val="202124"/>
-          <w:sz w:val="28"/>
-          <w:szCs w:val="28"/>
-          <w:shd w:val="clear" w:color="auto" w:fill="FFFFFF"/>
-        </w:rPr>
-        <w:t>AccessPoint</w:t>
-      </w:r>
-      <w:proofErr w:type="spellEnd"/>
-      <w:r>
-        <w:rPr>
-          <w:rFonts w:ascii="Times New Roman" w:hAnsi="Times New Roman" w:cs="Times New Roman"/>
-          <w:color w:val="202124"/>
-          <w:sz w:val="28"/>
-          <w:szCs w:val="28"/>
-          <w:shd w:val="clear" w:color="auto" w:fill="FFFFFF"/>
-        </w:rPr>
-        <w:t>) представляет физическое место контроля (турникет, дверь, проходная) и хранит информацию о её номере, типе (вход или выход) и текущем режиме работы. Связана с контроллером доступа и журналом посещений, используется для фиксации момента прохода.</w:t>
+        <w:t>Класс Точка доступа (AccessPoint) представляет физическое место контроля (турникет, дверь, проходная) и хранит информацию о её номере, типе (вход или выход) и текущем режиме работы. Связана с контроллером доступа и журналом посещений, используется для фиксации момента прохода.</w:t>
       </w:r>
     </w:p>
     <w:p>
@@ -1652,29 +1498,7 @@
           <w:szCs w:val="28"/>
           <w:shd w:val="clear" w:color="auto" w:fill="FFFFFF"/>
         </w:rPr>
-        <w:t>Класс Отчёт о посещениях (</w:t>
-      </w:r>
-      <w:proofErr w:type="spellStart"/>
-      <w:r>
-        <w:rPr>
-          <w:rFonts w:ascii="Times New Roman" w:hAnsi="Times New Roman" w:cs="Times New Roman"/>
-          <w:color w:val="202124"/>
-          <w:sz w:val="28"/>
-          <w:szCs w:val="28"/>
-          <w:shd w:val="clear" w:color="auto" w:fill="FFFFFF"/>
-        </w:rPr>
-        <w:t>VisitReport</w:t>
-      </w:r>
-      <w:proofErr w:type="spellEnd"/>
-      <w:r>
-        <w:rPr>
-          <w:rFonts w:ascii="Times New Roman" w:hAnsi="Times New Roman" w:cs="Times New Roman"/>
-          <w:color w:val="202124"/>
-          <w:sz w:val="28"/>
-          <w:szCs w:val="28"/>
-          <w:shd w:val="clear" w:color="auto" w:fill="FFFFFF"/>
-        </w:rPr>
-        <w:t>) позволяет формировать сводки за выбранный период, агрегируя данные из журнала посещений и информации о посетителях. Он обеспечивает экспорт в различные форматы и используется администратором системы для анализа загруженности объекта и контроля пропускного режима.</w:t>
+        <w:t>Класс Отчёт о посещениях (VisitReport) позволяет формировать сводки за выбранный период, агрегируя данные из журнала посещений и информации о посетителях. Он обеспечивает экспорт в различные форматы и используется администратором системы для анализа загруженности объекта и контроля пропускного режима.</w:t>
       </w:r>
     </w:p>
     <w:p>
@@ -1846,115 +1670,7 @@
           <w:sz w:val="28"/>
           <w:szCs w:val="28"/>
         </w:rPr>
-        <w:t>К пакету сущностей (</w:t>
-      </w:r>
-      <w:proofErr w:type="spellStart"/>
-      <w:r>
-        <w:rPr>
-          <w:rFonts w:ascii="Times New Roman" w:hAnsi="Times New Roman" w:cs="Times New Roman"/>
-          <w:sz w:val="28"/>
-          <w:szCs w:val="28"/>
-        </w:rPr>
-        <w:t>Entities</w:t>
-      </w:r>
-      <w:proofErr w:type="spellEnd"/>
-      <w:r>
-        <w:rPr>
-          <w:rFonts w:ascii="Times New Roman" w:hAnsi="Times New Roman" w:cs="Times New Roman"/>
-          <w:sz w:val="28"/>
-          <w:szCs w:val="28"/>
-        </w:rPr>
-        <w:t>) относятся основные классы предметной области: посетитель (</w:t>
-      </w:r>
-      <w:proofErr w:type="spellStart"/>
-      <w:r>
-        <w:rPr>
-          <w:rFonts w:ascii="Times New Roman" w:hAnsi="Times New Roman" w:cs="Times New Roman"/>
-          <w:sz w:val="28"/>
-          <w:szCs w:val="28"/>
-        </w:rPr>
-        <w:t>Visitor</w:t>
-      </w:r>
-      <w:proofErr w:type="spellEnd"/>
-      <w:r>
-        <w:rPr>
-          <w:rFonts w:ascii="Times New Roman" w:hAnsi="Times New Roman" w:cs="Times New Roman"/>
-          <w:sz w:val="28"/>
-          <w:szCs w:val="28"/>
-        </w:rPr>
-        <w:t>), карта доступа (</w:t>
-      </w:r>
-      <w:proofErr w:type="spellStart"/>
-      <w:r>
-        <w:rPr>
-          <w:rFonts w:ascii="Times New Roman" w:hAnsi="Times New Roman" w:cs="Times New Roman"/>
-          <w:sz w:val="28"/>
-          <w:szCs w:val="28"/>
-        </w:rPr>
-        <w:t>AccessCard</w:t>
-      </w:r>
-      <w:proofErr w:type="spellEnd"/>
-      <w:r>
-        <w:rPr>
-          <w:rFonts w:ascii="Times New Roman" w:hAnsi="Times New Roman" w:cs="Times New Roman"/>
-          <w:sz w:val="28"/>
-          <w:szCs w:val="28"/>
-        </w:rPr>
-        <w:t>), точка доступа (</w:t>
-      </w:r>
-      <w:proofErr w:type="spellStart"/>
-      <w:r>
-        <w:rPr>
-          <w:rFonts w:ascii="Times New Roman" w:hAnsi="Times New Roman" w:cs="Times New Roman"/>
-          <w:sz w:val="28"/>
-          <w:szCs w:val="28"/>
-        </w:rPr>
-        <w:t>AccessPoint</w:t>
-      </w:r>
-      <w:proofErr w:type="spellEnd"/>
-      <w:r>
-        <w:rPr>
-          <w:rFonts w:ascii="Times New Roman" w:hAnsi="Times New Roman" w:cs="Times New Roman"/>
-          <w:sz w:val="28"/>
-          <w:szCs w:val="28"/>
-        </w:rPr>
-        <w:t>), журнал посещений (</w:t>
-      </w:r>
-      <w:proofErr w:type="spellStart"/>
-      <w:r>
-        <w:rPr>
-          <w:rFonts w:ascii="Times New Roman" w:hAnsi="Times New Roman" w:cs="Times New Roman"/>
-          <w:sz w:val="28"/>
-          <w:szCs w:val="28"/>
-        </w:rPr>
-        <w:t>VisitLog</w:t>
-      </w:r>
-      <w:proofErr w:type="spellEnd"/>
-      <w:r>
-        <w:rPr>
-          <w:rFonts w:ascii="Times New Roman" w:hAnsi="Times New Roman" w:cs="Times New Roman"/>
-          <w:sz w:val="28"/>
-          <w:szCs w:val="28"/>
-        </w:rPr>
-        <w:t>) и отчёт о посещениях (</w:t>
-      </w:r>
-      <w:proofErr w:type="spellStart"/>
-      <w:r>
-        <w:rPr>
-          <w:rFonts w:ascii="Times New Roman" w:hAnsi="Times New Roman" w:cs="Times New Roman"/>
-          <w:sz w:val="28"/>
-          <w:szCs w:val="28"/>
-        </w:rPr>
-        <w:t>VisitReport</w:t>
-      </w:r>
-      <w:proofErr w:type="spellEnd"/>
-      <w:r>
-        <w:rPr>
-          <w:rFonts w:ascii="Times New Roman" w:hAnsi="Times New Roman" w:cs="Times New Roman"/>
-          <w:sz w:val="28"/>
-          <w:szCs w:val="28"/>
-        </w:rPr>
-        <w:t>). Эти классы содержат бизнес-данные и связи между собой, описывая логику работы системы пропускного режима.</w:t>
+        <w:t>К пакету сущностей (Entities) относятся основные классы предметной области: посетитель (Visitor), карта доступа (AccessCard), точка доступа (AccessPoint), журнал посещений (VisitLog) и отчёт о посещениях (VisitReport). Эти классы содержат бизнес-данные и связи между собой, описывая логику работы системы пропускного режима.</w:t>
       </w:r>
     </w:p>
     <w:p>
@@ -1981,25 +1697,7 @@
           <w:sz w:val="28"/>
           <w:szCs w:val="28"/>
         </w:rPr>
-        <w:t xml:space="preserve">К пакету данных (Data) относится класс контекста базы данных </w:t>
-      </w:r>
-      <w:proofErr w:type="spellStart"/>
-      <w:r>
-        <w:rPr>
-          <w:rFonts w:ascii="Times New Roman" w:hAnsi="Times New Roman" w:cs="Times New Roman"/>
-          <w:sz w:val="28"/>
-          <w:szCs w:val="28"/>
-        </w:rPr>
-        <w:t>AppContext</w:t>
-      </w:r>
-      <w:proofErr w:type="spellEnd"/>
-      <w:r>
-        <w:rPr>
-          <w:rFonts w:ascii="Times New Roman" w:hAnsi="Times New Roman" w:cs="Times New Roman"/>
-          <w:sz w:val="28"/>
-          <w:szCs w:val="28"/>
-        </w:rPr>
-        <w:t>, который обеспечивает взаимодействие с хранилищем, управляет подключением и содержит наборы сущностей для выполнения операций чтения и записи.</w:t>
+        <w:t>К пакету данных (Data) относится класс контекста базы данных AppContext, который обеспечивает взаимодействие с хранилищем, управляет подключением и содержит наборы сущностей для выполнения операций чтения и записи.</w:t>
       </w:r>
     </w:p>
     <w:p>
@@ -2026,61 +1724,7 @@
           <w:sz w:val="28"/>
           <w:szCs w:val="28"/>
         </w:rPr>
-        <w:t>К пакету репозиториев (</w:t>
-      </w:r>
-      <w:proofErr w:type="spellStart"/>
-      <w:r>
-        <w:rPr>
-          <w:rFonts w:ascii="Times New Roman" w:hAnsi="Times New Roman" w:cs="Times New Roman"/>
-          <w:sz w:val="28"/>
-          <w:szCs w:val="28"/>
-        </w:rPr>
-        <w:t>Repositories</w:t>
-      </w:r>
-      <w:proofErr w:type="spellEnd"/>
-      <w:r>
-        <w:rPr>
-          <w:rFonts w:ascii="Times New Roman" w:hAnsi="Times New Roman" w:cs="Times New Roman"/>
-          <w:sz w:val="28"/>
-          <w:szCs w:val="28"/>
-        </w:rPr>
-        <w:t xml:space="preserve">) относятся обобщённый интерфейс </w:t>
-      </w:r>
-      <w:proofErr w:type="spellStart"/>
-      <w:r>
-        <w:rPr>
-          <w:rFonts w:ascii="Times New Roman" w:hAnsi="Times New Roman" w:cs="Times New Roman"/>
-          <w:sz w:val="28"/>
-          <w:szCs w:val="28"/>
-        </w:rPr>
-        <w:t>IRepository</w:t>
-      </w:r>
-      <w:proofErr w:type="spellEnd"/>
-      <w:r>
-        <w:rPr>
-          <w:rFonts w:ascii="Times New Roman" w:hAnsi="Times New Roman" w:cs="Times New Roman"/>
-          <w:sz w:val="28"/>
-          <w:szCs w:val="28"/>
-        </w:rPr>
-        <w:t xml:space="preserve">&lt;T&gt; и его реализация </w:t>
-      </w:r>
-      <w:proofErr w:type="spellStart"/>
-      <w:r>
-        <w:rPr>
-          <w:rFonts w:ascii="Times New Roman" w:hAnsi="Times New Roman" w:cs="Times New Roman"/>
-          <w:sz w:val="28"/>
-          <w:szCs w:val="28"/>
-        </w:rPr>
-        <w:t>Repository</w:t>
-      </w:r>
-      <w:proofErr w:type="spellEnd"/>
-      <w:r>
-        <w:rPr>
-          <w:rFonts w:ascii="Times New Roman" w:hAnsi="Times New Roman" w:cs="Times New Roman"/>
-          <w:sz w:val="28"/>
-          <w:szCs w:val="28"/>
-        </w:rPr>
-        <w:t>&lt;T&gt;, которые предоставляют абстракцию доступа к данным и стандартные операции (добавление, удаление, поиск, обновление) для любой сущности системы.</w:t>
+        <w:t>К пакету репозиториев (Repositories) относятся обобщённый интерфейс IRepository&lt;T&gt; и его реализация Repository&lt;T&gt;, которые предоставляют абстракцию доступа к данным и стандартные операции (добавление, удаление, поиск, обновление) для любой сущности системы.</w:t>
       </w:r>
     </w:p>
     <w:p>
@@ -2107,61 +1751,7 @@
           <w:sz w:val="28"/>
           <w:szCs w:val="28"/>
         </w:rPr>
-        <w:t xml:space="preserve">К пакету </w:t>
-      </w:r>
-      <w:proofErr w:type="spellStart"/>
-      <w:r>
-        <w:rPr>
-          <w:rFonts w:ascii="Times New Roman" w:hAnsi="Times New Roman" w:cs="Times New Roman"/>
-          <w:sz w:val="28"/>
-          <w:szCs w:val="28"/>
-        </w:rPr>
-        <w:t>UnitOfWork</w:t>
-      </w:r>
-      <w:proofErr w:type="spellEnd"/>
-      <w:r>
-        <w:rPr>
-          <w:rFonts w:ascii="Times New Roman" w:hAnsi="Times New Roman" w:cs="Times New Roman"/>
-          <w:sz w:val="28"/>
-          <w:szCs w:val="28"/>
-        </w:rPr>
-        <w:t xml:space="preserve"> относятся интерфейс </w:t>
-      </w:r>
-      <w:proofErr w:type="spellStart"/>
-      <w:r>
-        <w:rPr>
-          <w:rFonts w:ascii="Times New Roman" w:hAnsi="Times New Roman" w:cs="Times New Roman"/>
-          <w:sz w:val="28"/>
-          <w:szCs w:val="28"/>
-        </w:rPr>
-        <w:t>IUnitOfWork</w:t>
-      </w:r>
-      <w:proofErr w:type="spellEnd"/>
-      <w:r>
-        <w:rPr>
-          <w:rFonts w:ascii="Times New Roman" w:hAnsi="Times New Roman" w:cs="Times New Roman"/>
-          <w:sz w:val="28"/>
-          <w:szCs w:val="28"/>
-        </w:rPr>
-        <w:t xml:space="preserve"> и класс </w:t>
-      </w:r>
-      <w:proofErr w:type="spellStart"/>
-      <w:r>
-        <w:rPr>
-          <w:rFonts w:ascii="Times New Roman" w:hAnsi="Times New Roman" w:cs="Times New Roman"/>
-          <w:sz w:val="28"/>
-          <w:szCs w:val="28"/>
-        </w:rPr>
-        <w:t>UnitOfWork</w:t>
-      </w:r>
-      <w:proofErr w:type="spellEnd"/>
-      <w:r>
-        <w:rPr>
-          <w:rFonts w:ascii="Times New Roman" w:hAnsi="Times New Roman" w:cs="Times New Roman"/>
-          <w:sz w:val="28"/>
-          <w:szCs w:val="28"/>
-        </w:rPr>
-        <w:t>, которые реализуют паттерн «Единица работы», координируют работу нескольких репозиториев в рамках одной транзакции и обеспечивают целостность данных при фиксации изменений в журнале посещений и связанных сущностях.</w:t>
+        <w:t>К пакету UnitOfWork относятся интерфейс IUnitOfWork и класс UnitOfWork, которые реализуют паттерн «Единица работы», координируют работу нескольких репозиториев в рамках одной транзакции и обеспечивают целостность данных при фиксации изменений в журнале посещений и связанных сущностях.</w:t>
       </w:r>
     </w:p>
     <w:p>
